--- a/fixtures/docx/layout-float-incell-compat14.docx
+++ b/fixtures/docx/layout-float-incell-compat14.docx
@@ -46,11 +46,14 @@
           </w:tcPr>
           <w:p>
             <w:r>
+              <w:t>Lanterns hang along the harbour wall and swing gently whenever the evening wind rises from the bay lighting the cobbles below.</w:t>
+            </w:r>
+            <w:r>
               <w:rPr>
                 <w:noProof/>
               </w:rPr>
               <w:drawing>
-                <wp:anchor distT="0" distB="0" distL="114300" distR="114300" simplePos="0" relativeHeight="251658240" behindDoc="0" locked="0" layoutInCell="1" allowOverlap="1" wp14:anchorId="2422AAB4" wp14:editId="620F338A">
+                <wp:anchor distT="0" distB="0" distL="114300" distR="114300" simplePos="0" relativeHeight="251658240" behindDoc="0" locked="0" layoutInCell="1" allowOverlap="1" wp14:anchorId="75E0BB1D" wp14:editId="4B0B6B75">
                   <wp:simplePos x="0" y="0"/>
                   <wp:positionH relativeFrom="page">
                     <wp:posOffset>127000</wp:posOffset>
@@ -61,7 +64,7 @@
                   <wp:extent cx="508000" cy="381000"/>
                   <wp:effectExtent l="0" t="0" r="6350" b="0"/>
                   <wp:wrapNone/>
-                  <wp:docPr id="411244048" name="Picture 1"/>
+                  <wp:docPr id="443875712" name="Picture 1"/>
                   <wp:cNvGraphicFramePr>
                     <a:graphicFrameLocks xmlns:a="http://schemas.openxmlformats.org/drawingml/2006/main"/>
                   </wp:cNvGraphicFramePr>
@@ -69,7 +72,7 @@
                     <a:graphicData uri="http://schemas.openxmlformats.org/drawingml/2006/picture">
                       <pic:pic xmlns:pic="http://schemas.openxmlformats.org/drawingml/2006/picture">
                         <pic:nvPicPr>
-                          <pic:cNvPr id="411244048" name=""/>
+                          <pic:cNvPr id="443875712" name=""/>
                           <pic:cNvPicPr/>
                         </pic:nvPicPr>
                         <pic:blipFill>
@@ -105,9 +108,6 @@
                 </wp:anchor>
               </w:drawing>
             </w:r>
-            <w:r>
-              <w:t xml:space="preserve">A well-made map leaves out far more than it shows. The cartographer decides which roads matter, which rivers deserve a name and where a label may sit </w:t>
-            </w:r>
           </w:p>
         </w:tc>
         <w:tc>
@@ -116,11 +116,14 @@
           </w:tcPr>
           <w:p>
             <w:r>
+              <w:t>Orchard keepers gather windfall apples in wicker baskets and sort bruised fruit from sound before the cider press opens.</w:t>
+            </w:r>
+            <w:r>
               <w:rPr>
                 <w:noProof/>
               </w:rPr>
               <w:drawing>
-                <wp:anchor distT="0" distB="0" distL="114300" distR="114300" simplePos="0" relativeHeight="251659264" behindDoc="0" locked="0" layoutInCell="1" allowOverlap="1" wp14:anchorId="1AF78099" wp14:editId="070641D9">
+                <wp:anchor distT="0" distB="0" distL="114300" distR="114300" simplePos="0" relativeHeight="251659264" behindDoc="0" locked="0" layoutInCell="1" allowOverlap="1" wp14:anchorId="326D9412" wp14:editId="2F36BE91">
                   <wp:simplePos x="0" y="0"/>
                   <wp:positionH relativeFrom="margin">
                     <wp:posOffset>127000</wp:posOffset>
@@ -131,7 +134,7 @@
                   <wp:extent cx="520700" cy="381000"/>
                   <wp:effectExtent l="0" t="0" r="0" b="0"/>
                   <wp:wrapNone/>
-                  <wp:docPr id="1744236872" name="Picture 2"/>
+                  <wp:docPr id="1376020044" name="Picture 2"/>
                   <wp:cNvGraphicFramePr>
                     <a:graphicFrameLocks xmlns:a="http://schemas.openxmlformats.org/drawingml/2006/main"/>
                   </wp:cNvGraphicFramePr>
@@ -139,7 +142,7 @@
                     <a:graphicData uri="http://schemas.openxmlformats.org/drawingml/2006/picture">
                       <pic:pic xmlns:pic="http://schemas.openxmlformats.org/drawingml/2006/picture">
                         <pic:nvPicPr>
-                          <pic:cNvPr id="1744236872" name=""/>
+                          <pic:cNvPr id="1376020044" name=""/>
                           <pic:cNvPicPr/>
                         </pic:nvPicPr>
                         <pic:blipFill>
@@ -175,9 +178,6 @@
                 </wp:anchor>
               </w:drawing>
             </w:r>
-            <w:r>
-              <w:t xml:space="preserve">A well-made map leaves out far more than it shows. The cartographer decides which roads matter, which rivers deserve a name and where a label may sit </w:t>
-            </w:r>
           </w:p>
         </w:tc>
       </w:tr>
@@ -197,11 +197,14 @@
           </w:tcPr>
           <w:p>
             <w:r>
+              <w:t>Beneath the viaduct a market sells cheese and rye loaves with pickled beetroot and knitted scarves to anyone passing by.</w:t>
+            </w:r>
+            <w:r>
               <w:rPr>
                 <w:noProof/>
               </w:rPr>
               <w:drawing>
-                <wp:anchor distT="0" distB="0" distL="114300" distR="114300" simplePos="0" relativeHeight="251660288" behindDoc="0" locked="0" layoutInCell="0" allowOverlap="1" wp14:anchorId="00B2B5AF" wp14:editId="52D38C89">
+                <wp:anchor distT="0" distB="0" distL="114300" distR="114300" simplePos="0" relativeHeight="251660288" behindDoc="0" locked="0" layoutInCell="0" allowOverlap="1" wp14:anchorId="43552E7E" wp14:editId="5CD298A7">
                   <wp:simplePos x="0" y="0"/>
                   <wp:positionH relativeFrom="page">
                     <wp:posOffset>127000</wp:posOffset>
@@ -212,7 +215,7 @@
                   <wp:extent cx="533400" cy="381000"/>
                   <wp:effectExtent l="0" t="0" r="0" b="0"/>
                   <wp:wrapNone/>
-                  <wp:docPr id="1169634069" name="Picture 3"/>
+                  <wp:docPr id="1586246095" name="Picture 3"/>
                   <wp:cNvGraphicFramePr>
                     <a:graphicFrameLocks xmlns:a="http://schemas.openxmlformats.org/drawingml/2006/main"/>
                   </wp:cNvGraphicFramePr>
@@ -220,7 +223,7 @@
                     <a:graphicData uri="http://schemas.openxmlformats.org/drawingml/2006/picture">
                       <pic:pic xmlns:pic="http://schemas.openxmlformats.org/drawingml/2006/picture">
                         <pic:nvPicPr>
-                          <pic:cNvPr id="1169634069" name=""/>
+                          <pic:cNvPr id="1586246095" name=""/>
                           <pic:cNvPicPr/>
                         </pic:nvPicPr>
                         <pic:blipFill>
@@ -256,9 +259,6 @@
                 </wp:anchor>
               </w:drawing>
             </w:r>
-            <w:r>
-              <w:t xml:space="preserve">A well-made map leaves out far more than it shows. The cartographer decides which roads matter, which rivers deserve a name and where a label may sit </w:t>
-            </w:r>
           </w:p>
         </w:tc>
         <w:tc>
@@ -267,11 +267,14 @@
           </w:tcPr>
           <w:p>
             <w:r>
+              <w:t>Snow settles quietly on the signal box while the last freight train rumbles north with its brake lamps glowing amber and red.</w:t>
+            </w:r>
+            <w:r>
               <w:rPr>
                 <w:noProof/>
               </w:rPr>
               <w:drawing>
-                <wp:anchor distT="0" distB="0" distL="114300" distR="114300" simplePos="0" relativeHeight="251661312" behindDoc="0" locked="0" layoutInCell="0" allowOverlap="1" wp14:anchorId="51419855" wp14:editId="4DD2BC10">
+                <wp:anchor distT="0" distB="0" distL="114300" distR="114300" simplePos="0" relativeHeight="251661312" behindDoc="0" locked="0" layoutInCell="0" allowOverlap="1" wp14:anchorId="782E67D2" wp14:editId="62D66C0D">
                   <wp:simplePos x="0" y="0"/>
                   <wp:positionH relativeFrom="margin">
                     <wp:posOffset>127000</wp:posOffset>
@@ -282,7 +285,7 @@
                   <wp:extent cx="546100" cy="381000"/>
                   <wp:effectExtent l="0" t="0" r="6350" b="0"/>
                   <wp:wrapNone/>
-                  <wp:docPr id="484356597" name="Picture 4"/>
+                  <wp:docPr id="1889008126" name="Picture 4"/>
                   <wp:cNvGraphicFramePr>
                     <a:graphicFrameLocks xmlns:a="http://schemas.openxmlformats.org/drawingml/2006/main"/>
                   </wp:cNvGraphicFramePr>
@@ -290,7 +293,7 @@
                     <a:graphicData uri="http://schemas.openxmlformats.org/drawingml/2006/picture">
                       <pic:pic xmlns:pic="http://schemas.openxmlformats.org/drawingml/2006/picture">
                         <pic:nvPicPr>
-                          <pic:cNvPr id="484356597" name=""/>
+                          <pic:cNvPr id="1889008126" name=""/>
                           <pic:cNvPicPr/>
                         </pic:nvPicPr>
                         <pic:blipFill>
@@ -326,9 +329,6 @@
                 </wp:anchor>
               </w:drawing>
             </w:r>
-            <w:r>
-              <w:t xml:space="preserve">A well-made map leaves out far more than it shows. The cartographer decides which roads matter, which rivers deserve a name and where a label may sit </w:t>
-            </w:r>
           </w:p>
         </w:tc>
       </w:tr>
@@ -345,12 +345,15 @@
           </w:tcPr>
           <w:p>
             <w:r>
+              <w:t>Pupils in the village school learn to read weather from clouds and note each morning how high and how fast they travel.</w:t>
+            </w:r>
+            <w:r>
               <w:rPr>
                 <w:noProof/>
               </w:rPr>
               <w:drawing>
-                <wp:anchor distT="0" distB="0" distL="114300" distR="114300" simplePos="0" relativeHeight="251662336" behindDoc="0" locked="0" layoutInCell="1" allowOverlap="1" wp14:anchorId="21C804FF" wp14:editId="14672EFB">
-                  <wp:simplePos x="914400" y="3970020"/>
+                <wp:anchor distT="0" distB="0" distL="114300" distR="114300" simplePos="0" relativeHeight="251662336" behindDoc="0" locked="0" layoutInCell="1" allowOverlap="1" wp14:anchorId="0ACDA50D" wp14:editId="5F4532D8">
+                  <wp:simplePos x="0" y="0"/>
                   <wp:positionH relativeFrom="margin">
                     <wp:align>right</wp:align>
                   </wp:positionH>
@@ -360,7 +363,7 @@
                   <wp:extent cx="558800" cy="381000"/>
                   <wp:effectExtent l="0" t="0" r="0" b="0"/>
                   <wp:wrapSquare wrapText="bothSides"/>
-                  <wp:docPr id="311983153" name="Picture 5"/>
+                  <wp:docPr id="1957450745" name="Picture 5"/>
                   <wp:cNvGraphicFramePr>
                     <a:graphicFrameLocks xmlns:a="http://schemas.openxmlformats.org/drawingml/2006/main"/>
                   </wp:cNvGraphicFramePr>
@@ -368,7 +371,7 @@
                     <a:graphicData uri="http://schemas.openxmlformats.org/drawingml/2006/picture">
                       <pic:pic xmlns:pic="http://schemas.openxmlformats.org/drawingml/2006/picture">
                         <pic:nvPicPr>
-                          <pic:cNvPr id="311983153" name=""/>
+                          <pic:cNvPr id="1957450745" name=""/>
                           <pic:cNvPicPr/>
                         </pic:nvPicPr>
                         <pic:blipFill>
@@ -404,9 +407,6 @@
                 </wp:anchor>
               </w:drawing>
             </w:r>
-            <w:r>
-              <w:t xml:space="preserve">A well-made map leaves out far more than it shows. The cartographer decides which roads matter, which rivers deserve a name and where a label may sit </w:t>
-            </w:r>
           </w:p>
         </w:tc>
         <w:tc>
@@ -415,12 +415,15 @@
           </w:tcPr>
           <w:p>
             <w:r>
+              <w:t>Seed catalogues arrive in January and the allotment holders circle their favourites long before the soil is ready to dig.</w:t>
+            </w:r>
+            <w:r>
               <w:rPr>
                 <w:noProof/>
               </w:rPr>
               <w:drawing>
-                <wp:anchor distT="0" distB="0" distL="114300" distR="114300" simplePos="0" relativeHeight="251663360" behindDoc="0" locked="0" layoutInCell="0" allowOverlap="1" wp14:anchorId="7D456D0F" wp14:editId="058D1AC0">
-                  <wp:simplePos x="3451860" y="3970020"/>
+                <wp:anchor distT="0" distB="0" distL="114300" distR="114300" simplePos="0" relativeHeight="251663360" behindDoc="0" locked="0" layoutInCell="0" allowOverlap="1" wp14:anchorId="6F82ECFE" wp14:editId="482E0D37">
+                  <wp:simplePos x="3451860" y="4480560"/>
                   <wp:positionH relativeFrom="margin">
                     <wp:align>right</wp:align>
                   </wp:positionH>
@@ -430,7 +433,7 @@
                   <wp:extent cx="571500" cy="381000"/>
                   <wp:effectExtent l="0" t="0" r="0" b="0"/>
                   <wp:wrapSquare wrapText="bothSides"/>
-                  <wp:docPr id="1939500049" name="Picture 6"/>
+                  <wp:docPr id="1000224802" name="Picture 6"/>
                   <wp:cNvGraphicFramePr>
                     <a:graphicFrameLocks xmlns:a="http://schemas.openxmlformats.org/drawingml/2006/main"/>
                   </wp:cNvGraphicFramePr>
@@ -438,7 +441,7 @@
                     <a:graphicData uri="http://schemas.openxmlformats.org/drawingml/2006/picture">
                       <pic:pic xmlns:pic="http://schemas.openxmlformats.org/drawingml/2006/picture">
                         <pic:nvPicPr>
-                          <pic:cNvPr id="1939500049" name=""/>
+                          <pic:cNvPr id="1000224802" name=""/>
                           <pic:cNvPicPr/>
                         </pic:nvPicPr>
                         <pic:blipFill>
@@ -473,9 +476,6 @@
                   </wp14:sizeRelV>
                 </wp:anchor>
               </w:drawing>
-            </w:r>
-            <w:r>
-              <w:t xml:space="preserve">A well-made map leaves out far more than it shows. The cartographer decides which roads matter, which rivers deserve a name and where a label may sit </w:t>
             </w:r>
           </w:p>
         </w:tc>
@@ -906,7 +906,7 @@
     <w:link w:val="Heading1Char"/>
     <w:uiPriority w:val="9"/>
     <w:qFormat/>
-    <w:rsid w:val="00C912B5"/>
+    <w:rsid w:val="008D12C8"/>
     <w:pPr>
       <w:keepNext/>
       <w:keepLines/>
@@ -929,7 +929,7 @@
     <w:semiHidden/>
     <w:unhideWhenUsed/>
     <w:qFormat/>
-    <w:rsid w:val="00C912B5"/>
+    <w:rsid w:val="008D12C8"/>
     <w:pPr>
       <w:keepNext/>
       <w:keepLines/>
@@ -952,7 +952,7 @@
     <w:semiHidden/>
     <w:unhideWhenUsed/>
     <w:qFormat/>
-    <w:rsid w:val="00C912B5"/>
+    <w:rsid w:val="008D12C8"/>
     <w:pPr>
       <w:keepNext/>
       <w:keepLines/>
@@ -975,7 +975,7 @@
     <w:semiHidden/>
     <w:unhideWhenUsed/>
     <w:qFormat/>
-    <w:rsid w:val="00C912B5"/>
+    <w:rsid w:val="008D12C8"/>
     <w:pPr>
       <w:keepNext/>
       <w:keepLines/>
@@ -998,7 +998,7 @@
     <w:semiHidden/>
     <w:unhideWhenUsed/>
     <w:qFormat/>
-    <w:rsid w:val="00C912B5"/>
+    <w:rsid w:val="008D12C8"/>
     <w:pPr>
       <w:keepNext/>
       <w:keepLines/>
@@ -1019,7 +1019,7 @@
     <w:semiHidden/>
     <w:unhideWhenUsed/>
     <w:qFormat/>
-    <w:rsid w:val="00C912B5"/>
+    <w:rsid w:val="008D12C8"/>
     <w:pPr>
       <w:keepNext/>
       <w:keepLines/>
@@ -1042,7 +1042,7 @@
     <w:semiHidden/>
     <w:unhideWhenUsed/>
     <w:qFormat/>
-    <w:rsid w:val="00C912B5"/>
+    <w:rsid w:val="008D12C8"/>
     <w:pPr>
       <w:keepNext/>
       <w:keepLines/>
@@ -1063,7 +1063,7 @@
     <w:semiHidden/>
     <w:unhideWhenUsed/>
     <w:qFormat/>
-    <w:rsid w:val="00C912B5"/>
+    <w:rsid w:val="008D12C8"/>
     <w:pPr>
       <w:keepNext/>
       <w:keepLines/>
@@ -1086,7 +1086,7 @@
     <w:semiHidden/>
     <w:unhideWhenUsed/>
     <w:qFormat/>
-    <w:rsid w:val="00C912B5"/>
+    <w:rsid w:val="008D12C8"/>
     <w:pPr>
       <w:keepNext/>
       <w:keepLines/>
@@ -1130,7 +1130,7 @@
     <w:basedOn w:val="DefaultParagraphFont"/>
     <w:link w:val="Heading1"/>
     <w:uiPriority w:val="9"/>
-    <w:rsid w:val="00C912B5"/>
+    <w:rsid w:val="008D12C8"/>
     <w:rPr>
       <w:rFonts w:asciiTheme="majorHAnsi" w:eastAsiaTheme="majorEastAsia" w:hAnsiTheme="majorHAnsi" w:cstheme="majorBidi"/>
       <w:color w:val="2F5496" w:themeColor="accent1" w:themeShade="BF"/>
@@ -1144,7 +1144,7 @@
     <w:link w:val="Heading2"/>
     <w:uiPriority w:val="9"/>
     <w:semiHidden/>
-    <w:rsid w:val="00C912B5"/>
+    <w:rsid w:val="008D12C8"/>
     <w:rPr>
       <w:rFonts w:asciiTheme="majorHAnsi" w:eastAsiaTheme="majorEastAsia" w:hAnsiTheme="majorHAnsi" w:cstheme="majorBidi"/>
       <w:color w:val="2F5496" w:themeColor="accent1" w:themeShade="BF"/>
@@ -1158,7 +1158,7 @@
     <w:link w:val="Heading3"/>
     <w:uiPriority w:val="9"/>
     <w:semiHidden/>
-    <w:rsid w:val="00C912B5"/>
+    <w:rsid w:val="008D12C8"/>
     <w:rPr>
       <w:rFonts w:eastAsiaTheme="majorEastAsia" w:cstheme="majorBidi"/>
       <w:color w:val="2F5496" w:themeColor="accent1" w:themeShade="BF"/>
@@ -1172,7 +1172,7 @@
     <w:link w:val="Heading4"/>
     <w:uiPriority w:val="9"/>
     <w:semiHidden/>
-    <w:rsid w:val="00C912B5"/>
+    <w:rsid w:val="008D12C8"/>
     <w:rPr>
       <w:rFonts w:eastAsiaTheme="majorEastAsia" w:cstheme="majorBidi"/>
       <w:i/>
@@ -1186,7 +1186,7 @@
     <w:link w:val="Heading5"/>
     <w:uiPriority w:val="9"/>
     <w:semiHidden/>
-    <w:rsid w:val="00C912B5"/>
+    <w:rsid w:val="008D12C8"/>
     <w:rPr>
       <w:rFonts w:eastAsiaTheme="majorEastAsia" w:cstheme="majorBidi"/>
       <w:color w:val="2F5496" w:themeColor="accent1" w:themeShade="BF"/>
@@ -1198,7 +1198,7 @@
     <w:link w:val="Heading6"/>
     <w:uiPriority w:val="9"/>
     <w:semiHidden/>
-    <w:rsid w:val="00C912B5"/>
+    <w:rsid w:val="008D12C8"/>
     <w:rPr>
       <w:rFonts w:eastAsiaTheme="majorEastAsia" w:cstheme="majorBidi"/>
       <w:i/>
@@ -1212,7 +1212,7 @@
     <w:link w:val="Heading7"/>
     <w:uiPriority w:val="9"/>
     <w:semiHidden/>
-    <w:rsid w:val="00C912B5"/>
+    <w:rsid w:val="008D12C8"/>
     <w:rPr>
       <w:rFonts w:eastAsiaTheme="majorEastAsia" w:cstheme="majorBidi"/>
       <w:color w:val="595959" w:themeColor="text1" w:themeTint="A6"/>
@@ -1224,7 +1224,7 @@
     <w:link w:val="Heading8"/>
     <w:uiPriority w:val="9"/>
     <w:semiHidden/>
-    <w:rsid w:val="00C912B5"/>
+    <w:rsid w:val="008D12C8"/>
     <w:rPr>
       <w:rFonts w:eastAsiaTheme="majorEastAsia" w:cstheme="majorBidi"/>
       <w:i/>
@@ -1238,7 +1238,7 @@
     <w:link w:val="Heading9"/>
     <w:uiPriority w:val="9"/>
     <w:semiHidden/>
-    <w:rsid w:val="00C912B5"/>
+    <w:rsid w:val="008D12C8"/>
     <w:rPr>
       <w:rFonts w:eastAsiaTheme="majorEastAsia" w:cstheme="majorBidi"/>
       <w:color w:val="272727" w:themeColor="text1" w:themeTint="D8"/>
@@ -1251,7 +1251,7 @@
     <w:link w:val="TitleChar"/>
     <w:uiPriority w:val="10"/>
     <w:qFormat/>
-    <w:rsid w:val="00C912B5"/>
+    <w:rsid w:val="008D12C8"/>
     <w:pPr>
       <w:spacing w:after="80"/>
       <w:contextualSpacing/>
@@ -1269,7 +1269,7 @@
     <w:basedOn w:val="DefaultParagraphFont"/>
     <w:link w:val="Title"/>
     <w:uiPriority w:val="10"/>
-    <w:rsid w:val="00C912B5"/>
+    <w:rsid w:val="008D12C8"/>
     <w:rPr>
       <w:rFonts w:asciiTheme="majorHAnsi" w:eastAsiaTheme="majorEastAsia" w:hAnsiTheme="majorHAnsi" w:cstheme="majorBidi"/>
       <w:spacing w:val="-10"/>
@@ -1285,7 +1285,7 @@
     <w:link w:val="SubtitleChar"/>
     <w:uiPriority w:val="11"/>
     <w:qFormat/>
-    <w:rsid w:val="00C912B5"/>
+    <w:rsid w:val="008D12C8"/>
     <w:pPr>
       <w:numPr>
         <w:ilvl w:val="1"/>
@@ -1304,7 +1304,7 @@
     <w:basedOn w:val="DefaultParagraphFont"/>
     <w:link w:val="Subtitle"/>
     <w:uiPriority w:val="11"/>
-    <w:rsid w:val="00C912B5"/>
+    <w:rsid w:val="008D12C8"/>
     <w:rPr>
       <w:rFonts w:eastAsiaTheme="majorEastAsia" w:cstheme="majorBidi"/>
       <w:color w:val="595959" w:themeColor="text1" w:themeTint="A6"/>
@@ -1320,7 +1320,7 @@
     <w:link w:val="QuoteChar"/>
     <w:uiPriority w:val="29"/>
     <w:qFormat/>
-    <w:rsid w:val="00C912B5"/>
+    <w:rsid w:val="008D12C8"/>
     <w:pPr>
       <w:spacing w:before="160"/>
       <w:jc w:val="center"/>
@@ -1336,7 +1336,7 @@
     <w:basedOn w:val="DefaultParagraphFont"/>
     <w:link w:val="Quote"/>
     <w:uiPriority w:val="29"/>
-    <w:rsid w:val="00C912B5"/>
+    <w:rsid w:val="008D12C8"/>
     <w:rPr>
       <w:i/>
       <w:iCs/>
@@ -1348,7 +1348,7 @@
     <w:basedOn w:val="Normal"/>
     <w:uiPriority w:val="34"/>
     <w:qFormat/>
-    <w:rsid w:val="00C912B5"/>
+    <w:rsid w:val="008D12C8"/>
     <w:pPr>
       <w:ind w:left="720"/>
       <w:contextualSpacing/>
@@ -1359,7 +1359,7 @@
     <w:basedOn w:val="DefaultParagraphFont"/>
     <w:uiPriority w:val="21"/>
     <w:qFormat/>
-    <w:rsid w:val="00C912B5"/>
+    <w:rsid w:val="008D12C8"/>
     <w:rPr>
       <w:i/>
       <w:iCs/>
@@ -1373,7 +1373,7 @@
     <w:link w:val="IntenseQuoteChar"/>
     <w:uiPriority w:val="30"/>
     <w:qFormat/>
-    <w:rsid w:val="00C912B5"/>
+    <w:rsid w:val="008D12C8"/>
     <w:pPr>
       <w:pBdr>
         <w:top w:val="single" w:sz="4" w:space="10" w:color="2F5496" w:themeColor="accent1" w:themeShade="BF"/>
@@ -1394,7 +1394,7 @@
     <w:basedOn w:val="DefaultParagraphFont"/>
     <w:link w:val="IntenseQuote"/>
     <w:uiPriority w:val="30"/>
-    <w:rsid w:val="00C912B5"/>
+    <w:rsid w:val="008D12C8"/>
     <w:rPr>
       <w:i/>
       <w:iCs/>
@@ -1406,7 +1406,7 @@
     <w:basedOn w:val="DefaultParagraphFont"/>
     <w:uiPriority w:val="32"/>
     <w:qFormat/>
-    <w:rsid w:val="00C912B5"/>
+    <w:rsid w:val="008D12C8"/>
     <w:rPr>
       <w:b/>
       <w:bCs/>
